--- a/Module-1/Session5.docx
+++ b/Module-1/Session5.docx
@@ -2,7 +2,840 @@
 <file path=word/document.xml><?xml version="1.0" encoding="utf-8"?>
 <w:document xmlns:wpc="http://schemas.microsoft.com/office/word/2010/wordprocessingCanvas" xmlns:cx="http://schemas.microsoft.com/office/drawing/2014/chartex" xmlns:cx1="http://schemas.microsoft.com/office/drawing/2015/9/8/chartex" xmlns:cx2="http://schemas.microsoft.com/office/drawing/2015/10/21/chartex" xmlns:cx3="http://schemas.microsoft.com/office/drawing/2016/5/9/chartex" xmlns:cx4="http://schemas.microsoft.com/office/drawing/2016/5/10/chartex" xmlns:cx5="http://schemas.microsoft.com/office/drawing/2016/5/11/chartex" xmlns:cx6="http://schemas.microsoft.com/office/drawing/2016/5/12/chartex" xmlns:cx7="http://schemas.microsoft.com/office/drawing/2016/5/13/chartex" xmlns:cx8="http://schemas.microsoft.com/office/drawing/2016/5/14/chartex" xmlns:mc="http://schemas.openxmlformats.org/markup-compatibility/2006" xmlns:aink="http://schemas.microsoft.com/office/drawing/2016/ink" xmlns:am3d="http://schemas.microsoft.com/office/drawing/2017/model3d" xmlns:o="urn:schemas-microsoft-com:office:office" xmlns:oel="http://schemas.microsoft.com/office/2019/extlst" xmlns:r="http://schemas.openxmlformats.org/officeDocument/2006/relationships" xmlns:m="http://schemas.openxmlformats.org/officeDocument/2006/math" xmlns:v="urn:schemas-microsoft-com:vml" xmlns:wp14="http://schemas.microsoft.com/office/word/2010/wordprocessingDrawing" xmlns:wp="http://schemas.openxmlformats.org/drawingml/2006/wordprocessingDrawing" xmlns:w10="urn:schemas-microsoft-com:office:word" xmlns:w="http://schemas.openxmlformats.org/wordprocessingml/2006/main" xmlns:w14="http://schemas.microsoft.com/office/word/2010/wordml" xmlns:w15="http://schemas.microsoft.com/office/word/2012/wordml" xmlns:w16cei="http://schemas.microsoft.com/office/word/2026/wordml/cei" xmlns:w16cex="http://schemas.microsoft.com/office/word/2018/wordml/cex" xmlns:w16cid="http://schemas.microsoft.com/office/word/2016/wordml/cid" xmlns:w16="http://schemas.microsoft.com/office/word/2018/wordml" xmlns:w16du="http://schemas.microsoft.com/office/word/2023/wordml/word16du" xmlns:w16sdtdh="http://schemas.microsoft.com/office/word/2020/wordml/sdtdatahash" xmlns:w16sdtfl="http://schemas.microsoft.com/office/word/2024/wordml/sdtformatlock" xmlns:w16se="http://schemas.microsoft.com/office/word/2015/wordml/symex" xmlns:wpg="http://schemas.microsoft.com/office/word/2010/wordprocessingGroup" xmlns:wpi="http://schemas.microsoft.com/office/word/2010/wordprocessingInk" xmlns:wne="http://schemas.microsoft.com/office/word/2006/wordml" xmlns:wps="http://schemas.microsoft.com/office/word/2010/wordprocessingShape" mc:Ignorable="w14 w15 w16se w16cid w16 w16cex w16sdtdh w16sdtfl w16du wp14">
   <w:body>
-    <w:p/>
+    <w:p>
+      <w:pPr>
+        <w:spacing w:line="240" w:lineRule="auto"/>
+        <w:rPr>
+          <w:b/>
+          <w:bCs/>
+          <w:sz w:val="28"/>
+          <w:szCs w:val="28"/>
+          <w:lang w:val="en-US"/>
+        </w:rPr>
+      </w:pPr>
+      <w:r>
+        <w:rPr>
+          <w:b/>
+          <w:bCs/>
+          <w:sz w:val="28"/>
+          <w:szCs w:val="28"/>
+          <w:lang w:val="en-US"/>
+        </w:rPr>
+        <w:t>Module-1</w:t>
+      </w:r>
+    </w:p>
+    <w:p>
+      <w:pPr>
+        <w:spacing w:line="240" w:lineRule="auto"/>
+        <w:ind w:left="720"/>
+        <w:rPr>
+          <w:b/>
+          <w:bCs/>
+          <w:sz w:val="28"/>
+          <w:szCs w:val="28"/>
+          <w:lang w:val="en-US"/>
+        </w:rPr>
+      </w:pPr>
+      <w:r>
+        <w:rPr>
+          <w:b/>
+          <w:bCs/>
+          <w:sz w:val="28"/>
+          <w:szCs w:val="28"/>
+          <w:lang w:val="en-US"/>
+        </w:rPr>
+        <w:t>Session5:</w:t>
+      </w:r>
+    </w:p>
+    <w:p>
+      <w:pPr>
+        <w:spacing w:line="240" w:lineRule="auto"/>
+        <w:ind w:left="1440"/>
+      </w:pPr>
+      <w:r>
+        <w:rPr>
+          <w:b/>
+          <w:bCs/>
+        </w:rPr>
+        <w:t>Ques1:</w:t>
+      </w:r>
+      <w:r>
+        <w:t xml:space="preserve"> </w:t>
+      </w:r>
+      <w:r>
+        <w:t>Write the Git command for each: initialize a repo, stage all files, commit with a message, push to remote, pull latest changes</w:t>
+      </w:r>
+      <w:r>
+        <w:t>?</w:t>
+      </w:r>
+    </w:p>
+    <w:p>
+      <w:pPr>
+        <w:spacing w:line="240" w:lineRule="auto"/>
+        <w:ind w:left="720" w:firstLine="720"/>
+      </w:pPr>
+      <w:r>
+        <w:t xml:space="preserve">Ans: </w:t>
+      </w:r>
+      <w:r>
+        <w:tab/>
+      </w:r>
+      <w:r>
+        <w:t>1.</w:t>
+      </w:r>
+      <w:r>
+        <w:t xml:space="preserve"> </w:t>
+      </w:r>
+      <w:r>
+        <w:rPr>
+          <w:b/>
+          <w:bCs/>
+        </w:rPr>
+        <w:t>Initialize a repository:</w:t>
+      </w:r>
+      <w:r>
+        <w:t xml:space="preserve"> git </w:t>
+      </w:r>
+      <w:proofErr w:type="spellStart"/>
+      <w:r>
+        <w:t>init</w:t>
+      </w:r>
+      <w:proofErr w:type="spellEnd"/>
+      <w:r>
+        <w:t xml:space="preserve"> </w:t>
+      </w:r>
+    </w:p>
+    <w:p>
+      <w:pPr>
+        <w:spacing w:line="240" w:lineRule="auto"/>
+        <w:ind w:left="2160"/>
+      </w:pPr>
+      <w:r>
+        <w:t>2.</w:t>
+      </w:r>
+      <w:r>
+        <w:t xml:space="preserve"> </w:t>
+      </w:r>
+      <w:r>
+        <w:rPr>
+          <w:b/>
+          <w:bCs/>
+        </w:rPr>
+        <w:t>Stage all files:</w:t>
+      </w:r>
+      <w:r>
+        <w:t xml:space="preserve"> git </w:t>
+      </w:r>
+      <w:proofErr w:type="gramStart"/>
+      <w:r>
+        <w:t>add .</w:t>
+      </w:r>
+      <w:proofErr w:type="gramEnd"/>
+      <w:r>
+        <w:t xml:space="preserve"> </w:t>
+      </w:r>
+    </w:p>
+    <w:p>
+      <w:pPr>
+        <w:spacing w:line="240" w:lineRule="auto"/>
+        <w:ind w:left="2160"/>
+      </w:pPr>
+      <w:r>
+        <w:t>3.</w:t>
+      </w:r>
+      <w:r>
+        <w:t xml:space="preserve"> </w:t>
+      </w:r>
+      <w:r>
+        <w:rPr>
+          <w:b/>
+          <w:bCs/>
+        </w:rPr>
+        <w:t>Commit with a message:</w:t>
+      </w:r>
+      <w:r>
+        <w:t xml:space="preserve"> git commit -m "Your message" </w:t>
+      </w:r>
+    </w:p>
+    <w:p>
+      <w:pPr>
+        <w:spacing w:line="240" w:lineRule="auto"/>
+        <w:ind w:left="2160"/>
+      </w:pPr>
+      <w:r>
+        <w:t>4.</w:t>
+      </w:r>
+      <w:r>
+        <w:t xml:space="preserve"> </w:t>
+      </w:r>
+      <w:r>
+        <w:rPr>
+          <w:b/>
+          <w:bCs/>
+        </w:rPr>
+        <w:t>Push to remote:</w:t>
+      </w:r>
+      <w:r>
+        <w:t xml:space="preserve"> git push origin main </w:t>
+      </w:r>
+    </w:p>
+    <w:p>
+      <w:pPr>
+        <w:spacing w:line="240" w:lineRule="auto"/>
+        <w:ind w:left="2160"/>
+      </w:pPr>
+      <w:r>
+        <w:t>5.</w:t>
+      </w:r>
+      <w:r>
+        <w:t xml:space="preserve"> </w:t>
+      </w:r>
+      <w:r>
+        <w:rPr>
+          <w:b/>
+          <w:bCs/>
+        </w:rPr>
+        <w:t>Pull latest changes:</w:t>
+      </w:r>
+      <w:r>
+        <w:t xml:space="preserve"> git pull origin main</w:t>
+      </w:r>
+    </w:p>
+    <w:p>
+      <w:pPr>
+        <w:spacing w:line="240" w:lineRule="auto"/>
+        <w:ind w:left="720" w:firstLine="720"/>
+      </w:pPr>
+      <w:r>
+        <w:rPr>
+          <w:b/>
+          <w:bCs/>
+        </w:rPr>
+        <w:t>Ques2:</w:t>
+      </w:r>
+      <w:r>
+        <w:t xml:space="preserve"> </w:t>
+      </w:r>
+      <w:r>
+        <w:t>What is the difference between git fetch and git pull? Answer in 2 lines</w:t>
+      </w:r>
+      <w:r>
+        <w:t>?</w:t>
+      </w:r>
+    </w:p>
+    <w:p>
+      <w:pPr>
+        <w:spacing w:line="240" w:lineRule="auto"/>
+        <w:ind w:left="2160" w:hanging="720"/>
+        <w:rPr>
+          <w:b/>
+          <w:bCs/>
+        </w:rPr>
+      </w:pPr>
+      <w:r>
+        <w:rPr>
+          <w:b/>
+          <w:bCs/>
+        </w:rPr>
+        <w:t>Ans:</w:t>
+      </w:r>
+      <w:r>
+        <w:rPr>
+          <w:b/>
+          <w:bCs/>
+        </w:rPr>
+        <w:tab/>
+      </w:r>
+      <w:r>
+        <w:rPr>
+          <w:b/>
+          <w:bCs/>
+        </w:rPr>
+        <w:t>git fetch</w:t>
+      </w:r>
+      <w:r>
+        <w:t xml:space="preserve"> – Downloads the latest changes from the remote repository but </w:t>
+      </w:r>
+      <w:r>
+        <w:t>does not merge them</w:t>
+      </w:r>
+      <w:r>
+        <w:t xml:space="preserve"> into your current branch. </w:t>
+      </w:r>
+    </w:p>
+    <w:p>
+      <w:pPr>
+        <w:spacing w:line="240" w:lineRule="auto"/>
+        <w:ind w:left="2160"/>
+      </w:pPr>
+      <w:r>
+        <w:t xml:space="preserve"> </w:t>
+      </w:r>
+      <w:r>
+        <w:rPr>
+          <w:b/>
+          <w:bCs/>
+        </w:rPr>
+        <w:t>git pull</w:t>
+      </w:r>
+      <w:r>
+        <w:t xml:space="preserve"> – Downloads the latest changes and </w:t>
+      </w:r>
+      <w:r>
+        <w:t>automatically merges them</w:t>
+      </w:r>
+      <w:r>
+        <w:t xml:space="preserve"> into your current branch.</w:t>
+      </w:r>
+    </w:p>
+    <w:p>
+      <w:pPr>
+        <w:spacing w:line="240" w:lineRule="auto"/>
+        <w:ind w:left="1440"/>
+      </w:pPr>
+      <w:r>
+        <w:rPr>
+          <w:b/>
+          <w:bCs/>
+        </w:rPr>
+        <w:t>Ques3:</w:t>
+      </w:r>
+      <w:r>
+        <w:t xml:space="preserve"> </w:t>
+      </w:r>
+      <w:r>
+        <w:t>Create a new GitHub repository, push any small text file from your local system, and share the repo link</w:t>
+      </w:r>
+      <w:r>
+        <w:t>?</w:t>
+      </w:r>
+    </w:p>
+    <w:p>
+      <w:pPr>
+        <w:spacing w:line="240" w:lineRule="auto"/>
+        <w:ind w:left="1440"/>
+      </w:pPr>
+      <w:r>
+        <w:rPr>
+          <w:b/>
+          <w:bCs/>
+        </w:rPr>
+        <w:t>Ans:</w:t>
+      </w:r>
+      <w:r>
+        <w:t xml:space="preserve"> </w:t>
+      </w:r>
+      <w:r>
+        <w:t>I can give you the exact steps, but I can’t create a GitHub repository or push files to your GitHub account from here because that requires access to your GitHub account.</w:t>
+      </w:r>
+    </w:p>
+    <w:p>
+      <w:pPr>
+        <w:spacing w:line="240" w:lineRule="auto"/>
+        <w:ind w:left="1440" w:firstLine="720"/>
+      </w:pPr>
+      <w:r>
+        <w:t>Steps</w:t>
+      </w:r>
+      <w:r>
+        <w:t>:</w:t>
+      </w:r>
+    </w:p>
+    <w:p>
+      <w:pPr>
+        <w:numPr>
+          <w:ilvl w:val="0"/>
+          <w:numId w:val="1"/>
+        </w:numPr>
+        <w:tabs>
+          <w:tab w:val="clear" w:pos="720"/>
+          <w:tab w:val="num" w:pos="2520"/>
+        </w:tabs>
+        <w:spacing w:line="240" w:lineRule="auto"/>
+        <w:ind w:left="2520"/>
+      </w:pPr>
+      <w:r>
+        <w:t xml:space="preserve">Go to </w:t>
+      </w:r>
+      <w:hyperlink r:id="rId5" w:tgtFrame="_blank" w:history="1">
+        <w:r>
+          <w:rPr>
+            <w:rStyle w:val="Hyperlink"/>
+          </w:rPr>
+          <w:t>GitHub</w:t>
+        </w:r>
+      </w:hyperlink>
+      <w:r>
+        <w:t xml:space="preserve"> and click </w:t>
+      </w:r>
+      <w:proofErr w:type="gramStart"/>
+      <w:r>
+        <w:rPr>
+          <w:b/>
+          <w:bCs/>
+        </w:rPr>
+        <w:t>New</w:t>
+      </w:r>
+      <w:proofErr w:type="gramEnd"/>
+      <w:r>
+        <w:rPr>
+          <w:b/>
+          <w:bCs/>
+        </w:rPr>
+        <w:t xml:space="preserve"> repository</w:t>
+      </w:r>
+      <w:r>
+        <w:t xml:space="preserve">. </w:t>
+      </w:r>
+    </w:p>
+    <w:p>
+      <w:pPr>
+        <w:numPr>
+          <w:ilvl w:val="0"/>
+          <w:numId w:val="1"/>
+        </w:numPr>
+        <w:tabs>
+          <w:tab w:val="clear" w:pos="720"/>
+          <w:tab w:val="num" w:pos="2520"/>
+        </w:tabs>
+        <w:spacing w:line="240" w:lineRule="auto"/>
+        <w:ind w:left="2520"/>
+      </w:pPr>
+      <w:r>
+        <w:t xml:space="preserve">Name it, for example: my-first-repo. </w:t>
+      </w:r>
+    </w:p>
+    <w:p>
+      <w:pPr>
+        <w:numPr>
+          <w:ilvl w:val="0"/>
+          <w:numId w:val="1"/>
+        </w:numPr>
+        <w:tabs>
+          <w:tab w:val="clear" w:pos="720"/>
+          <w:tab w:val="num" w:pos="2520"/>
+        </w:tabs>
+        <w:spacing w:line="240" w:lineRule="auto"/>
+        <w:ind w:left="2520"/>
+      </w:pPr>
+      <w:r>
+        <w:t xml:space="preserve">Create a small file locally, e.g. hello.txt. </w:t>
+      </w:r>
+    </w:p>
+    <w:p>
+      <w:pPr>
+        <w:numPr>
+          <w:ilvl w:val="0"/>
+          <w:numId w:val="1"/>
+        </w:numPr>
+        <w:tabs>
+          <w:tab w:val="clear" w:pos="720"/>
+          <w:tab w:val="num" w:pos="2520"/>
+        </w:tabs>
+        <w:spacing w:line="240" w:lineRule="auto"/>
+        <w:ind w:left="2520"/>
+      </w:pPr>
+      <w:r>
+        <w:t xml:space="preserve">Open Command Prompt/Terminal in that folder and run: </w:t>
+      </w:r>
+    </w:p>
+    <w:p>
+      <w:pPr>
+        <w:spacing w:line="240" w:lineRule="auto"/>
+        <w:ind w:left="2520"/>
+      </w:pPr>
+      <w:r>
+        <w:t xml:space="preserve">git </w:t>
+      </w:r>
+      <w:proofErr w:type="spellStart"/>
+      <w:r>
+        <w:t>init</w:t>
+      </w:r>
+      <w:proofErr w:type="spellEnd"/>
+    </w:p>
+    <w:p>
+      <w:pPr>
+        <w:spacing w:line="240" w:lineRule="auto"/>
+        <w:ind w:left="2520"/>
+      </w:pPr>
+      <w:r>
+        <w:t xml:space="preserve">git </w:t>
+      </w:r>
+      <w:proofErr w:type="gramStart"/>
+      <w:r>
+        <w:t>add .</w:t>
+      </w:r>
+      <w:proofErr w:type="gramEnd"/>
+    </w:p>
+    <w:p>
+      <w:pPr>
+        <w:spacing w:line="240" w:lineRule="auto"/>
+        <w:ind w:left="2520"/>
+      </w:pPr>
+      <w:r>
+        <w:t>git commit -m "Add hello text file"</w:t>
+      </w:r>
+    </w:p>
+    <w:p>
+      <w:pPr>
+        <w:spacing w:line="240" w:lineRule="auto"/>
+        <w:ind w:left="2520"/>
+      </w:pPr>
+      <w:r>
+        <w:t>git branch -M main</w:t>
+      </w:r>
+    </w:p>
+    <w:p>
+      <w:pPr>
+        <w:spacing w:line="240" w:lineRule="auto"/>
+        <w:ind w:left="2520"/>
+      </w:pPr>
+      <w:r>
+        <w:t>git remote add origin https://github.com/YOUR_USERNAME/my-first-repo.git</w:t>
+      </w:r>
+    </w:p>
+    <w:p>
+      <w:pPr>
+        <w:spacing w:line="240" w:lineRule="auto"/>
+        <w:ind w:left="2520"/>
+      </w:pPr>
+      <w:r>
+        <w:t>git push -u origin main</w:t>
+      </w:r>
+    </w:p>
+    <w:p>
+      <w:pPr>
+        <w:numPr>
+          <w:ilvl w:val="0"/>
+          <w:numId w:val="2"/>
+        </w:numPr>
+        <w:tabs>
+          <w:tab w:val="clear" w:pos="1080"/>
+          <w:tab w:val="num" w:pos="2160"/>
+        </w:tabs>
+        <w:spacing w:line="240" w:lineRule="auto"/>
+        <w:ind w:left="2160"/>
+      </w:pPr>
+      <w:r>
+        <w:t xml:space="preserve">Your repository link will be: </w:t>
+      </w:r>
+    </w:p>
+    <w:p>
+      <w:pPr>
+        <w:spacing w:line="240" w:lineRule="auto"/>
+        <w:ind w:left="1080" w:firstLine="720"/>
+      </w:pPr>
+      <w:r>
+        <w:t>https://github.com/YOUR_USERNAME/my-first-repo</w:t>
+      </w:r>
+    </w:p>
+    <w:p>
+      <w:pPr>
+        <w:spacing w:line="240" w:lineRule="auto"/>
+        <w:ind w:left="1080" w:firstLine="360"/>
+      </w:pPr>
+      <w:r>
+        <w:rPr>
+          <w:b/>
+          <w:bCs/>
+        </w:rPr>
+        <w:t>Ques4:</w:t>
+      </w:r>
+      <w:r>
+        <w:t xml:space="preserve"> </w:t>
+      </w:r>
+      <w:r>
+        <w:t>What is the difference between a Fork and a Pull Request? Answer in 2 lines</w:t>
+      </w:r>
+      <w:r>
+        <w:t>?</w:t>
+      </w:r>
+    </w:p>
+    <w:p>
+      <w:pPr>
+        <w:spacing w:line="240" w:lineRule="auto"/>
+        <w:ind w:left="1080" w:firstLine="360"/>
+        <w:rPr>
+          <w:b/>
+          <w:bCs/>
+        </w:rPr>
+      </w:pPr>
+      <w:r>
+        <w:rPr>
+          <w:b/>
+          <w:bCs/>
+        </w:rPr>
+        <w:t>Ans:</w:t>
+      </w:r>
+    </w:p>
+    <w:p>
+      <w:pPr>
+        <w:numPr>
+          <w:ilvl w:val="0"/>
+          <w:numId w:val="3"/>
+        </w:numPr>
+        <w:tabs>
+          <w:tab w:val="clear" w:pos="1440"/>
+          <w:tab w:val="num" w:pos="2160"/>
+        </w:tabs>
+        <w:spacing w:line="240" w:lineRule="auto"/>
+        <w:ind w:left="2160"/>
+      </w:pPr>
+      <w:r>
+        <w:rPr>
+          <w:b/>
+          <w:bCs/>
+        </w:rPr>
+        <w:lastRenderedPageBreak/>
+        <w:t>Fork</w:t>
+      </w:r>
+      <w:r>
+        <w:t xml:space="preserve"> – Creates a personal copy of someone else’s GitHub repository in your own account so you can make changes independently. </w:t>
+      </w:r>
+    </w:p>
+    <w:p>
+      <w:pPr>
+        <w:numPr>
+          <w:ilvl w:val="0"/>
+          <w:numId w:val="3"/>
+        </w:numPr>
+        <w:tabs>
+          <w:tab w:val="clear" w:pos="1440"/>
+          <w:tab w:val="num" w:pos="2160"/>
+        </w:tabs>
+        <w:spacing w:line="240" w:lineRule="auto"/>
+        <w:ind w:left="2160"/>
+      </w:pPr>
+      <w:r>
+        <w:rPr>
+          <w:b/>
+          <w:bCs/>
+        </w:rPr>
+        <w:t>Pull Request (PR)</w:t>
+      </w:r>
+      <w:r>
+        <w:t xml:space="preserve"> – A request to merge your changes from your branch/fork into the original repository. </w:t>
+      </w:r>
+    </w:p>
+    <w:p>
+      <w:pPr>
+        <w:spacing w:line="240" w:lineRule="auto"/>
+        <w:ind w:left="1440"/>
+      </w:pPr>
+      <w:r>
+        <w:rPr>
+          <w:b/>
+          <w:bCs/>
+        </w:rPr>
+        <w:t>Ques5:</w:t>
+      </w:r>
+      <w:r>
+        <w:t xml:space="preserve"> </w:t>
+      </w:r>
+      <w:r>
+        <w:t>Create a new branch named feature-test, make one commit on it, and merge it back to the main branch. Write the commands you used</w:t>
+      </w:r>
+      <w:r>
+        <w:t>?</w:t>
+      </w:r>
+    </w:p>
+    <w:p>
+      <w:pPr>
+        <w:spacing w:line="240" w:lineRule="auto"/>
+        <w:ind w:left="1440"/>
+      </w:pPr>
+      <w:r>
+        <w:rPr>
+          <w:b/>
+          <w:bCs/>
+        </w:rPr>
+        <w:t>Ans:</w:t>
+      </w:r>
+    </w:p>
+    <w:p>
+      <w:pPr>
+        <w:spacing w:line="240" w:lineRule="auto"/>
+        <w:ind w:left="2160"/>
+        <w:rPr>
+          <w:lang w:val="en-US"/>
+        </w:rPr>
+      </w:pPr>
+      <w:r>
+        <w:rPr>
+          <w:lang w:val="en-US"/>
+        </w:rPr>
+        <w:t>1. Create and switch to the new branch</w:t>
+      </w:r>
+    </w:p>
+    <w:p>
+      <w:pPr>
+        <w:pStyle w:val="ListParagraph"/>
+        <w:numPr>
+          <w:ilvl w:val="0"/>
+          <w:numId w:val="4"/>
+        </w:numPr>
+        <w:spacing w:line="240" w:lineRule="auto"/>
+        <w:rPr>
+          <w:lang w:val="en-US"/>
+        </w:rPr>
+      </w:pPr>
+      <w:r>
+        <w:rPr>
+          <w:lang w:val="en-US"/>
+        </w:rPr>
+        <w:t>git checkout -b feature-test</w:t>
+      </w:r>
+    </w:p>
+    <w:p>
+      <w:pPr>
+        <w:spacing w:line="240" w:lineRule="auto"/>
+        <w:ind w:left="2160"/>
+      </w:pPr>
+      <w:r>
+        <w:rPr>
+          <w:lang w:val="en-US"/>
+        </w:rPr>
+        <w:t xml:space="preserve">2. </w:t>
+      </w:r>
+      <w:r>
+        <w:t>Stage changes and make a commit</w:t>
+      </w:r>
+    </w:p>
+    <w:p>
+      <w:pPr>
+        <w:pStyle w:val="ListParagraph"/>
+        <w:numPr>
+          <w:ilvl w:val="0"/>
+          <w:numId w:val="4"/>
+        </w:numPr>
+        <w:spacing w:line="240" w:lineRule="auto"/>
+        <w:rPr>
+          <w:lang w:val="en-US"/>
+        </w:rPr>
+      </w:pPr>
+      <w:r>
+        <w:rPr>
+          <w:lang w:val="en-US"/>
+        </w:rPr>
+        <w:t xml:space="preserve">git </w:t>
+      </w:r>
+      <w:proofErr w:type="gramStart"/>
+      <w:r>
+        <w:rPr>
+          <w:lang w:val="en-US"/>
+        </w:rPr>
+        <w:t>add .</w:t>
+      </w:r>
+      <w:proofErr w:type="gramEnd"/>
+    </w:p>
+    <w:p>
+      <w:pPr>
+        <w:pStyle w:val="ListParagraph"/>
+        <w:numPr>
+          <w:ilvl w:val="0"/>
+          <w:numId w:val="4"/>
+        </w:numPr>
+        <w:spacing w:line="240" w:lineRule="auto"/>
+      </w:pPr>
+      <w:r>
+        <w:t>git commit -m "Add test feature changes"</w:t>
+      </w:r>
+    </w:p>
+    <w:p>
+      <w:pPr>
+        <w:spacing w:line="240" w:lineRule="auto"/>
+        <w:ind w:left="2160"/>
+        <w:rPr>
+          <w:lang w:val="en-US"/>
+        </w:rPr>
+      </w:pPr>
+      <w:r>
+        <w:rPr>
+          <w:lang w:val="en-US"/>
+        </w:rPr>
+        <w:t>3</w:t>
+      </w:r>
+      <w:r>
+        <w:rPr>
+          <w:lang w:val="en-US"/>
+        </w:rPr>
+        <w:t>. Switch back to main</w:t>
+      </w:r>
+      <w:r>
+        <w:rPr>
+          <w:lang w:val="en-US"/>
+        </w:rPr>
+        <w:t xml:space="preserve"> branch</w:t>
+      </w:r>
+    </w:p>
+    <w:p>
+      <w:pPr>
+        <w:pStyle w:val="ListParagraph"/>
+        <w:numPr>
+          <w:ilvl w:val="0"/>
+          <w:numId w:val="4"/>
+        </w:numPr>
+        <w:spacing w:line="240" w:lineRule="auto"/>
+        <w:rPr>
+          <w:lang w:val="en-US"/>
+        </w:rPr>
+      </w:pPr>
+      <w:r>
+        <w:rPr>
+          <w:lang w:val="en-US"/>
+        </w:rPr>
+        <w:t>git checkout main</w:t>
+      </w:r>
+    </w:p>
+    <w:p>
+      <w:pPr>
+        <w:spacing w:line="240" w:lineRule="auto"/>
+        <w:ind w:left="2160"/>
+        <w:rPr>
+          <w:lang w:val="en-US"/>
+        </w:rPr>
+      </w:pPr>
+      <w:r>
+        <w:rPr>
+          <w:lang w:val="en-US"/>
+        </w:rPr>
+        <w:t>4</w:t>
+      </w:r>
+      <w:r>
+        <w:rPr>
+          <w:lang w:val="en-US"/>
+        </w:rPr>
+        <w:t>. Merge the feature branch into main</w:t>
+      </w:r>
+    </w:p>
+    <w:p>
+      <w:pPr>
+        <w:pStyle w:val="ListParagraph"/>
+        <w:numPr>
+          <w:ilvl w:val="0"/>
+          <w:numId w:val="4"/>
+        </w:numPr>
+        <w:spacing w:line="240" w:lineRule="auto"/>
+        <w:rPr>
+          <w:lang w:val="en-US"/>
+        </w:rPr>
+      </w:pPr>
+      <w:r>
+        <w:rPr>
+          <w:lang w:val="en-US"/>
+        </w:rPr>
+        <w:t>git merge feature-test</w:t>
+      </w:r>
+    </w:p>
+    <w:p>
+      <w:pPr>
+        <w:spacing w:line="240" w:lineRule="auto"/>
+        <w:ind w:left="2160"/>
+        <w:rPr>
+          <w:lang w:val="en-US"/>
+        </w:rPr>
+      </w:pPr>
+    </w:p>
     <w:sectPr>
       <w:pgSz w:w="11906" w:h="16838"/>
       <w:pgMar w:top="1440" w:right="1440" w:bottom="1440" w:left="1440" w:header="708" w:footer="708" w:gutter="0"/>
@@ -11,6 +844,511 @@
     </w:sectPr>
   </w:body>
 </w:document>
+</file>
+
+<file path=word/numbering.xml><?xml version="1.0" encoding="utf-8"?>
+<w:numbering xmlns:wpc="http://schemas.microsoft.com/office/word/2010/wordprocessingCanvas" xmlns:cx="http://schemas.microsoft.com/office/drawing/2014/chartex" xmlns:cx1="http://schemas.microsoft.com/office/drawing/2015/9/8/chartex" xmlns:cx2="http://schemas.microsoft.com/office/drawing/2015/10/21/chartex" xmlns:cx3="http://schemas.microsoft.com/office/drawing/2016/5/9/chartex" xmlns:cx4="http://schemas.microsoft.com/office/drawing/2016/5/10/chartex" xmlns:cx5="http://schemas.microsoft.com/office/drawing/2016/5/11/chartex" xmlns:cx6="http://schemas.microsoft.com/office/drawing/2016/5/12/chartex" xmlns:cx7="http://schemas.microsoft.com/office/drawing/2016/5/13/chartex" xmlns:cx8="http://schemas.microsoft.com/office/drawing/2016/5/14/chartex" xmlns:mc="http://schemas.openxmlformats.org/markup-compatibility/2006" xmlns:aink="http://schemas.microsoft.com/office/drawing/2016/ink" xmlns:am3d="http://schemas.microsoft.com/office/drawing/2017/model3d" xmlns:o="urn:schemas-microsoft-com:office:office" xmlns:oel="http://schemas.microsoft.com/office/2019/extlst" xmlns:r="http://schemas.openxmlformats.org/officeDocument/2006/relationships" xmlns:m="http://schemas.openxmlformats.org/officeDocument/2006/math" xmlns:v="urn:schemas-microsoft-com:vml" xmlns:wp14="http://schemas.microsoft.com/office/word/2010/wordprocessingDrawing" xmlns:wp="http://schemas.openxmlformats.org/drawingml/2006/wordprocessingDrawing" xmlns:w10="urn:schemas-microsoft-com:office:word" xmlns:w="http://schemas.openxmlformats.org/wordprocessingml/2006/main" xmlns:w14="http://schemas.microsoft.com/office/word/2010/wordml" xmlns:w15="http://schemas.microsoft.com/office/word/2012/wordml" xmlns:w16cei="http://schemas.microsoft.com/office/word/2026/wordml/cei" xmlns:w16cex="http://schemas.microsoft.com/office/word/2018/wordml/cex" xmlns:w16cid="http://schemas.microsoft.com/office/word/2016/wordml/cid" xmlns:w16="http://schemas.microsoft.com/office/word/2018/wordml" xmlns:w16du="http://schemas.microsoft.com/office/word/2023/wordml/word16du" xmlns:w16sdtdh="http://schemas.microsoft.com/office/word/2020/wordml/sdtdatahash" xmlns:w16sdtfl="http://schemas.microsoft.com/office/word/2024/wordml/sdtformatlock" xmlns:w16se="http://schemas.microsoft.com/office/word/2015/wordml/symex" xmlns:wpg="http://schemas.microsoft.com/office/word/2010/wordprocessingGroup" xmlns:wpi="http://schemas.microsoft.com/office/word/2010/wordprocessingInk" xmlns:wne="http://schemas.microsoft.com/office/word/2006/wordml" xmlns:wps="http://schemas.microsoft.com/office/word/2010/wordprocessingShape" mc:Ignorable="w14 w15 w16se w16cid w16 w16cex w16sdtdh w16sdtfl w16du wp14">
+  <w:abstractNum w:abstractNumId="0" w15:restartNumberingAfterBreak="0">
+    <w:nsid w:val="0D0779E3"/>
+    <w:multiLevelType w:val="multilevel"/>
+    <w:tmpl w:val="ABBCB93C"/>
+    <w:lvl w:ilvl="0">
+      <w:start w:val="1"/>
+      <w:numFmt w:val="bullet"/>
+      <w:lvlText w:val=""/>
+      <w:lvlJc w:val="left"/>
+      <w:pPr>
+        <w:tabs>
+          <w:tab w:val="num" w:pos="1440"/>
+        </w:tabs>
+        <w:ind w:left="1440" w:hanging="360"/>
+      </w:pPr>
+      <w:rPr>
+        <w:rFonts w:ascii="Symbol" w:hAnsi="Symbol" w:hint="default"/>
+        <w:sz w:val="20"/>
+      </w:rPr>
+    </w:lvl>
+    <w:lvl w:ilvl="1" w:tentative="1">
+      <w:start w:val="1"/>
+      <w:numFmt w:val="bullet"/>
+      <w:lvlText w:val="o"/>
+      <w:lvlJc w:val="left"/>
+      <w:pPr>
+        <w:tabs>
+          <w:tab w:val="num" w:pos="2160"/>
+        </w:tabs>
+        <w:ind w:left="2160" w:hanging="360"/>
+      </w:pPr>
+      <w:rPr>
+        <w:rFonts w:ascii="Courier New" w:hAnsi="Courier New" w:hint="default"/>
+        <w:sz w:val="20"/>
+      </w:rPr>
+    </w:lvl>
+    <w:lvl w:ilvl="2" w:tentative="1">
+      <w:start w:val="1"/>
+      <w:numFmt w:val="bullet"/>
+      <w:lvlText w:val=""/>
+      <w:lvlJc w:val="left"/>
+      <w:pPr>
+        <w:tabs>
+          <w:tab w:val="num" w:pos="2880"/>
+        </w:tabs>
+        <w:ind w:left="2880" w:hanging="360"/>
+      </w:pPr>
+      <w:rPr>
+        <w:rFonts w:ascii="Wingdings" w:hAnsi="Wingdings" w:hint="default"/>
+        <w:sz w:val="20"/>
+      </w:rPr>
+    </w:lvl>
+    <w:lvl w:ilvl="3" w:tentative="1">
+      <w:start w:val="1"/>
+      <w:numFmt w:val="bullet"/>
+      <w:lvlText w:val=""/>
+      <w:lvlJc w:val="left"/>
+      <w:pPr>
+        <w:tabs>
+          <w:tab w:val="num" w:pos="3600"/>
+        </w:tabs>
+        <w:ind w:left="3600" w:hanging="360"/>
+      </w:pPr>
+      <w:rPr>
+        <w:rFonts w:ascii="Wingdings" w:hAnsi="Wingdings" w:hint="default"/>
+        <w:sz w:val="20"/>
+      </w:rPr>
+    </w:lvl>
+    <w:lvl w:ilvl="4" w:tentative="1">
+      <w:start w:val="1"/>
+      <w:numFmt w:val="bullet"/>
+      <w:lvlText w:val=""/>
+      <w:lvlJc w:val="left"/>
+      <w:pPr>
+        <w:tabs>
+          <w:tab w:val="num" w:pos="4320"/>
+        </w:tabs>
+        <w:ind w:left="4320" w:hanging="360"/>
+      </w:pPr>
+      <w:rPr>
+        <w:rFonts w:ascii="Wingdings" w:hAnsi="Wingdings" w:hint="default"/>
+        <w:sz w:val="20"/>
+      </w:rPr>
+    </w:lvl>
+    <w:lvl w:ilvl="5" w:tentative="1">
+      <w:start w:val="1"/>
+      <w:numFmt w:val="bullet"/>
+      <w:lvlText w:val=""/>
+      <w:lvlJc w:val="left"/>
+      <w:pPr>
+        <w:tabs>
+          <w:tab w:val="num" w:pos="5040"/>
+        </w:tabs>
+        <w:ind w:left="5040" w:hanging="360"/>
+      </w:pPr>
+      <w:rPr>
+        <w:rFonts w:ascii="Wingdings" w:hAnsi="Wingdings" w:hint="default"/>
+        <w:sz w:val="20"/>
+      </w:rPr>
+    </w:lvl>
+    <w:lvl w:ilvl="6" w:tentative="1">
+      <w:start w:val="1"/>
+      <w:numFmt w:val="bullet"/>
+      <w:lvlText w:val=""/>
+      <w:lvlJc w:val="left"/>
+      <w:pPr>
+        <w:tabs>
+          <w:tab w:val="num" w:pos="5760"/>
+        </w:tabs>
+        <w:ind w:left="5760" w:hanging="360"/>
+      </w:pPr>
+      <w:rPr>
+        <w:rFonts w:ascii="Wingdings" w:hAnsi="Wingdings" w:hint="default"/>
+        <w:sz w:val="20"/>
+      </w:rPr>
+    </w:lvl>
+    <w:lvl w:ilvl="7" w:tentative="1">
+      <w:start w:val="1"/>
+      <w:numFmt w:val="bullet"/>
+      <w:lvlText w:val=""/>
+      <w:lvlJc w:val="left"/>
+      <w:pPr>
+        <w:tabs>
+          <w:tab w:val="num" w:pos="6480"/>
+        </w:tabs>
+        <w:ind w:left="6480" w:hanging="360"/>
+      </w:pPr>
+      <w:rPr>
+        <w:rFonts w:ascii="Wingdings" w:hAnsi="Wingdings" w:hint="default"/>
+        <w:sz w:val="20"/>
+      </w:rPr>
+    </w:lvl>
+    <w:lvl w:ilvl="8" w:tentative="1">
+      <w:start w:val="1"/>
+      <w:numFmt w:val="bullet"/>
+      <w:lvlText w:val=""/>
+      <w:lvlJc w:val="left"/>
+      <w:pPr>
+        <w:tabs>
+          <w:tab w:val="num" w:pos="7200"/>
+        </w:tabs>
+        <w:ind w:left="7200" w:hanging="360"/>
+      </w:pPr>
+      <w:rPr>
+        <w:rFonts w:ascii="Wingdings" w:hAnsi="Wingdings" w:hint="default"/>
+        <w:sz w:val="20"/>
+      </w:rPr>
+    </w:lvl>
+  </w:abstractNum>
+  <w:abstractNum w:abstractNumId="1" w15:restartNumberingAfterBreak="0">
+    <w:nsid w:val="2D0C5E47"/>
+    <w:multiLevelType w:val="multilevel"/>
+    <w:tmpl w:val="0C0207EE"/>
+    <w:lvl w:ilvl="0">
+      <w:start w:val="5"/>
+      <w:numFmt w:val="decimal"/>
+      <w:lvlText w:val="%1."/>
+      <w:lvlJc w:val="left"/>
+      <w:pPr>
+        <w:tabs>
+          <w:tab w:val="num" w:pos="1080"/>
+        </w:tabs>
+        <w:ind w:left="1080" w:hanging="360"/>
+      </w:pPr>
+    </w:lvl>
+    <w:lvl w:ilvl="1" w:tentative="1">
+      <w:start w:val="1"/>
+      <w:numFmt w:val="decimal"/>
+      <w:lvlText w:val="%2."/>
+      <w:lvlJc w:val="left"/>
+      <w:pPr>
+        <w:tabs>
+          <w:tab w:val="num" w:pos="1800"/>
+        </w:tabs>
+        <w:ind w:left="1800" w:hanging="360"/>
+      </w:pPr>
+    </w:lvl>
+    <w:lvl w:ilvl="2" w:tentative="1">
+      <w:start w:val="1"/>
+      <w:numFmt w:val="decimal"/>
+      <w:lvlText w:val="%3."/>
+      <w:lvlJc w:val="left"/>
+      <w:pPr>
+        <w:tabs>
+          <w:tab w:val="num" w:pos="2520"/>
+        </w:tabs>
+        <w:ind w:left="2520" w:hanging="360"/>
+      </w:pPr>
+    </w:lvl>
+    <w:lvl w:ilvl="3" w:tentative="1">
+      <w:start w:val="1"/>
+      <w:numFmt w:val="decimal"/>
+      <w:lvlText w:val="%4."/>
+      <w:lvlJc w:val="left"/>
+      <w:pPr>
+        <w:tabs>
+          <w:tab w:val="num" w:pos="3240"/>
+        </w:tabs>
+        <w:ind w:left="3240" w:hanging="360"/>
+      </w:pPr>
+    </w:lvl>
+    <w:lvl w:ilvl="4" w:tentative="1">
+      <w:start w:val="1"/>
+      <w:numFmt w:val="decimal"/>
+      <w:lvlText w:val="%5."/>
+      <w:lvlJc w:val="left"/>
+      <w:pPr>
+        <w:tabs>
+          <w:tab w:val="num" w:pos="3960"/>
+        </w:tabs>
+        <w:ind w:left="3960" w:hanging="360"/>
+      </w:pPr>
+    </w:lvl>
+    <w:lvl w:ilvl="5" w:tentative="1">
+      <w:start w:val="1"/>
+      <w:numFmt w:val="decimal"/>
+      <w:lvlText w:val="%6."/>
+      <w:lvlJc w:val="left"/>
+      <w:pPr>
+        <w:tabs>
+          <w:tab w:val="num" w:pos="4680"/>
+        </w:tabs>
+        <w:ind w:left="4680" w:hanging="360"/>
+      </w:pPr>
+    </w:lvl>
+    <w:lvl w:ilvl="6" w:tentative="1">
+      <w:start w:val="1"/>
+      <w:numFmt w:val="decimal"/>
+      <w:lvlText w:val="%7."/>
+      <w:lvlJc w:val="left"/>
+      <w:pPr>
+        <w:tabs>
+          <w:tab w:val="num" w:pos="5400"/>
+        </w:tabs>
+        <w:ind w:left="5400" w:hanging="360"/>
+      </w:pPr>
+    </w:lvl>
+    <w:lvl w:ilvl="7" w:tentative="1">
+      <w:start w:val="1"/>
+      <w:numFmt w:val="decimal"/>
+      <w:lvlText w:val="%8."/>
+      <w:lvlJc w:val="left"/>
+      <w:pPr>
+        <w:tabs>
+          <w:tab w:val="num" w:pos="6120"/>
+        </w:tabs>
+        <w:ind w:left="6120" w:hanging="360"/>
+      </w:pPr>
+    </w:lvl>
+    <w:lvl w:ilvl="8" w:tentative="1">
+      <w:start w:val="1"/>
+      <w:numFmt w:val="decimal"/>
+      <w:lvlText w:val="%9."/>
+      <w:lvlJc w:val="left"/>
+      <w:pPr>
+        <w:tabs>
+          <w:tab w:val="num" w:pos="6840"/>
+        </w:tabs>
+        <w:ind w:left="6840" w:hanging="360"/>
+      </w:pPr>
+    </w:lvl>
+  </w:abstractNum>
+  <w:abstractNum w:abstractNumId="2" w15:restartNumberingAfterBreak="0">
+    <w:nsid w:val="3FA01D68"/>
+    <w:multiLevelType w:val="multilevel"/>
+    <w:tmpl w:val="AB8C9492"/>
+    <w:lvl w:ilvl="0">
+      <w:start w:val="1"/>
+      <w:numFmt w:val="decimal"/>
+      <w:lvlText w:val="%1."/>
+      <w:lvlJc w:val="left"/>
+      <w:pPr>
+        <w:tabs>
+          <w:tab w:val="num" w:pos="720"/>
+        </w:tabs>
+        <w:ind w:left="720" w:hanging="360"/>
+      </w:pPr>
+    </w:lvl>
+    <w:lvl w:ilvl="1">
+      <w:start w:val="1"/>
+      <w:numFmt w:val="decimal"/>
+      <w:lvlText w:val="%2."/>
+      <w:lvlJc w:val="left"/>
+      <w:pPr>
+        <w:tabs>
+          <w:tab w:val="num" w:pos="1440"/>
+        </w:tabs>
+        <w:ind w:left="1440" w:hanging="360"/>
+      </w:pPr>
+    </w:lvl>
+    <w:lvl w:ilvl="2">
+      <w:start w:val="1"/>
+      <w:numFmt w:val="decimal"/>
+      <w:lvlText w:val="%3."/>
+      <w:lvlJc w:val="left"/>
+      <w:pPr>
+        <w:tabs>
+          <w:tab w:val="num" w:pos="2160"/>
+        </w:tabs>
+        <w:ind w:left="2160" w:hanging="360"/>
+      </w:pPr>
+    </w:lvl>
+    <w:lvl w:ilvl="3" w:tentative="1">
+      <w:start w:val="1"/>
+      <w:numFmt w:val="decimal"/>
+      <w:lvlText w:val="%4."/>
+      <w:lvlJc w:val="left"/>
+      <w:pPr>
+        <w:tabs>
+          <w:tab w:val="num" w:pos="2880"/>
+        </w:tabs>
+        <w:ind w:left="2880" w:hanging="360"/>
+      </w:pPr>
+    </w:lvl>
+    <w:lvl w:ilvl="4" w:tentative="1">
+      <w:start w:val="1"/>
+      <w:numFmt w:val="decimal"/>
+      <w:lvlText w:val="%5."/>
+      <w:lvlJc w:val="left"/>
+      <w:pPr>
+        <w:tabs>
+          <w:tab w:val="num" w:pos="3600"/>
+        </w:tabs>
+        <w:ind w:left="3600" w:hanging="360"/>
+      </w:pPr>
+    </w:lvl>
+    <w:lvl w:ilvl="5" w:tentative="1">
+      <w:start w:val="1"/>
+      <w:numFmt w:val="decimal"/>
+      <w:lvlText w:val="%6."/>
+      <w:lvlJc w:val="left"/>
+      <w:pPr>
+        <w:tabs>
+          <w:tab w:val="num" w:pos="4320"/>
+        </w:tabs>
+        <w:ind w:left="4320" w:hanging="360"/>
+      </w:pPr>
+    </w:lvl>
+    <w:lvl w:ilvl="6" w:tentative="1">
+      <w:start w:val="1"/>
+      <w:numFmt w:val="decimal"/>
+      <w:lvlText w:val="%7."/>
+      <w:lvlJc w:val="left"/>
+      <w:pPr>
+        <w:tabs>
+          <w:tab w:val="num" w:pos="5040"/>
+        </w:tabs>
+        <w:ind w:left="5040" w:hanging="360"/>
+      </w:pPr>
+    </w:lvl>
+    <w:lvl w:ilvl="7" w:tentative="1">
+      <w:start w:val="1"/>
+      <w:numFmt w:val="decimal"/>
+      <w:lvlText w:val="%8."/>
+      <w:lvlJc w:val="left"/>
+      <w:pPr>
+        <w:tabs>
+          <w:tab w:val="num" w:pos="5760"/>
+        </w:tabs>
+        <w:ind w:left="5760" w:hanging="360"/>
+      </w:pPr>
+    </w:lvl>
+    <w:lvl w:ilvl="8" w:tentative="1">
+      <w:start w:val="1"/>
+      <w:numFmt w:val="decimal"/>
+      <w:lvlText w:val="%9."/>
+      <w:lvlJc w:val="left"/>
+      <w:pPr>
+        <w:tabs>
+          <w:tab w:val="num" w:pos="6480"/>
+        </w:tabs>
+        <w:ind w:left="6480" w:hanging="360"/>
+      </w:pPr>
+    </w:lvl>
+  </w:abstractNum>
+  <w:abstractNum w:abstractNumId="3" w15:restartNumberingAfterBreak="0">
+    <w:nsid w:val="717B3983"/>
+    <w:multiLevelType w:val="hybridMultilevel"/>
+    <w:tmpl w:val="65943FD4"/>
+    <w:lvl w:ilvl="0" w:tplc="4009000B">
+      <w:start w:val="1"/>
+      <w:numFmt w:val="bullet"/>
+      <w:lvlText w:val=""/>
+      <w:lvlJc w:val="left"/>
+      <w:pPr>
+        <w:ind w:left="2880" w:hanging="360"/>
+      </w:pPr>
+      <w:rPr>
+        <w:rFonts w:ascii="Wingdings" w:hAnsi="Wingdings" w:hint="default"/>
+      </w:rPr>
+    </w:lvl>
+    <w:lvl w:ilvl="1" w:tplc="40090003" w:tentative="1">
+      <w:start w:val="1"/>
+      <w:numFmt w:val="bullet"/>
+      <w:lvlText w:val="o"/>
+      <w:lvlJc w:val="left"/>
+      <w:pPr>
+        <w:ind w:left="3600" w:hanging="360"/>
+      </w:pPr>
+      <w:rPr>
+        <w:rFonts w:ascii="Courier New" w:hAnsi="Courier New" w:cs="Courier New" w:hint="default"/>
+      </w:rPr>
+    </w:lvl>
+    <w:lvl w:ilvl="2" w:tplc="40090005" w:tentative="1">
+      <w:start w:val="1"/>
+      <w:numFmt w:val="bullet"/>
+      <w:lvlText w:val=""/>
+      <w:lvlJc w:val="left"/>
+      <w:pPr>
+        <w:ind w:left="4320" w:hanging="360"/>
+      </w:pPr>
+      <w:rPr>
+        <w:rFonts w:ascii="Wingdings" w:hAnsi="Wingdings" w:hint="default"/>
+      </w:rPr>
+    </w:lvl>
+    <w:lvl w:ilvl="3" w:tplc="40090001" w:tentative="1">
+      <w:start w:val="1"/>
+      <w:numFmt w:val="bullet"/>
+      <w:lvlText w:val=""/>
+      <w:lvlJc w:val="left"/>
+      <w:pPr>
+        <w:ind w:left="5040" w:hanging="360"/>
+      </w:pPr>
+      <w:rPr>
+        <w:rFonts w:ascii="Symbol" w:hAnsi="Symbol" w:hint="default"/>
+      </w:rPr>
+    </w:lvl>
+    <w:lvl w:ilvl="4" w:tplc="40090003" w:tentative="1">
+      <w:start w:val="1"/>
+      <w:numFmt w:val="bullet"/>
+      <w:lvlText w:val="o"/>
+      <w:lvlJc w:val="left"/>
+      <w:pPr>
+        <w:ind w:left="5760" w:hanging="360"/>
+      </w:pPr>
+      <w:rPr>
+        <w:rFonts w:ascii="Courier New" w:hAnsi="Courier New" w:cs="Courier New" w:hint="default"/>
+      </w:rPr>
+    </w:lvl>
+    <w:lvl w:ilvl="5" w:tplc="40090005" w:tentative="1">
+      <w:start w:val="1"/>
+      <w:numFmt w:val="bullet"/>
+      <w:lvlText w:val=""/>
+      <w:lvlJc w:val="left"/>
+      <w:pPr>
+        <w:ind w:left="6480" w:hanging="360"/>
+      </w:pPr>
+      <w:rPr>
+        <w:rFonts w:ascii="Wingdings" w:hAnsi="Wingdings" w:hint="default"/>
+      </w:rPr>
+    </w:lvl>
+    <w:lvl w:ilvl="6" w:tplc="40090001" w:tentative="1">
+      <w:start w:val="1"/>
+      <w:numFmt w:val="bullet"/>
+      <w:lvlText w:val=""/>
+      <w:lvlJc w:val="left"/>
+      <w:pPr>
+        <w:ind w:left="7200" w:hanging="360"/>
+      </w:pPr>
+      <w:rPr>
+        <w:rFonts w:ascii="Symbol" w:hAnsi="Symbol" w:hint="default"/>
+      </w:rPr>
+    </w:lvl>
+    <w:lvl w:ilvl="7" w:tplc="40090003" w:tentative="1">
+      <w:start w:val="1"/>
+      <w:numFmt w:val="bullet"/>
+      <w:lvlText w:val="o"/>
+      <w:lvlJc w:val="left"/>
+      <w:pPr>
+        <w:ind w:left="7920" w:hanging="360"/>
+      </w:pPr>
+      <w:rPr>
+        <w:rFonts w:ascii="Courier New" w:hAnsi="Courier New" w:cs="Courier New" w:hint="default"/>
+      </w:rPr>
+    </w:lvl>
+    <w:lvl w:ilvl="8" w:tplc="40090005" w:tentative="1">
+      <w:start w:val="1"/>
+      <w:numFmt w:val="bullet"/>
+      <w:lvlText w:val=""/>
+      <w:lvlJc w:val="left"/>
+      <w:pPr>
+        <w:ind w:left="8640" w:hanging="360"/>
+      </w:pPr>
+      <w:rPr>
+        <w:rFonts w:ascii="Wingdings" w:hAnsi="Wingdings" w:hint="default"/>
+      </w:rPr>
+    </w:lvl>
+  </w:abstractNum>
+  <w:num w:numId="1" w16cid:durableId="109055145">
+    <w:abstractNumId w:val="2"/>
+  </w:num>
+  <w:num w:numId="2" w16cid:durableId="1040011458">
+    <w:abstractNumId w:val="1"/>
+  </w:num>
+  <w:num w:numId="3" w16cid:durableId="1816557437">
+    <w:abstractNumId w:val="0"/>
+  </w:num>
+  <w:num w:numId="4" w16cid:durableId="680199994">
+    <w:abstractNumId w:val="3"/>
+  </w:num>
+</w:numbering>
 </file>
 
 <file path=word/styles.xml><?xml version="1.0" encoding="utf-8"?>
@@ -616,7 +1954,6 @@
   <w:style w:type="character" w:default="1" w:styleId="DefaultParagraphFont">
     <w:name w:val="Default Paragraph Font"/>
     <w:uiPriority w:val="1"/>
-    <w:semiHidden/>
     <w:unhideWhenUsed/>
   </w:style>
   <w:style w:type="table" w:default="1" w:styleId="TableNormal">
@@ -928,6 +2265,29 @@
       <w:smallCaps/>
       <w:color w:val="2F5496" w:themeColor="accent1" w:themeShade="BF"/>
       <w:spacing w:val="5"/>
+    </w:rPr>
+  </w:style>
+  <w:style w:type="character" w:styleId="Hyperlink">
+    <w:name w:val="Hyperlink"/>
+    <w:basedOn w:val="DefaultParagraphFont"/>
+    <w:uiPriority w:val="99"/>
+    <w:unhideWhenUsed/>
+    <w:rsid w:val="00D01CF3"/>
+    <w:rPr>
+      <w:color w:val="0563C1" w:themeColor="hyperlink"/>
+      <w:u w:val="single"/>
+    </w:rPr>
+  </w:style>
+  <w:style w:type="character" w:styleId="UnresolvedMention">
+    <w:name w:val="Unresolved Mention"/>
+    <w:basedOn w:val="DefaultParagraphFont"/>
+    <w:uiPriority w:val="99"/>
+    <w:semiHidden/>
+    <w:unhideWhenUsed/>
+    <w:rsid w:val="00D01CF3"/>
+    <w:rPr>
+      <w:color w:val="605E5C"/>
+      <w:shd w:val="clear" w:color="auto" w:fill="E1DFDD"/>
     </w:rPr>
   </w:style>
 </w:styles>
